--- a/docs/5. Documentacion Modular/04_Monitoreo_Listas_Version_Cliente.docx
+++ b/docs/5. Documentacion Modular/04_Monitoreo_Listas_Version_Cliente.docx
@@ -13,7 +13,7 @@
           <w:color w:val="0B2545"/>
           <w:sz w:val="40"/>
         </w:rPr>
-        <w:t>Monitoreo de Listas - Version Cliente</w:t>
+        <w:t>Monitoreo de Listas - Versión Cliente</w:t>
       </w:r>
     </w:p>
     <w:p>
@@ -25,7 +25,7 @@
           <w:color w:val="5A5A5A"/>
           <w:sz w:val="22"/>
         </w:rPr>
-        <w:t>Guia funcional completa para uso, flujo, reglas, auditorias y capturas del modulo.</w:t>
+        <w:t>Guia funcional completa para uso, flujo, reglas, auditorias y capturas del módulo.</w:t>
       </w:r>
     </w:p>
     <w:tbl>
@@ -89,7 +89,7 @@
                 <w:b w:val="0"/>
                 <w:sz w:val="18"/>
               </w:rPr>
-              <w:t>Modulo</w:t>
+              <w:t>Módulo</w:t>
             </w:r>
           </w:p>
         </w:tc>
@@ -157,7 +157,7 @@
                 <w:b w:val="0"/>
                 <w:sz w:val="18"/>
               </w:rPr>
-              <w:t>Version</w:t>
+              <w:t>Versión</w:t>
             </w:r>
           </w:p>
         </w:tc>
@@ -241,7 +241,7 @@
                 <w:b w:val="0"/>
                 <w:sz w:val="18"/>
               </w:rPr>
-              <w:t>Version full generada en Word; lista para aprobacion del usuario.</w:t>
+              <w:t>Versión full generada en Word; lista para aprobación del usuario.</w:t>
             </w:r>
           </w:p>
         </w:tc>
@@ -259,7 +259,7 @@
                 <w:b w:val="0"/>
                 <w:sz w:val="18"/>
               </w:rPr>
-              <w:t>Aprobacion</w:t>
+              <w:t>Aprobación</w:t>
             </w:r>
           </w:p>
         </w:tc>
@@ -275,7 +275,7 @@
                 <w:b w:val="0"/>
                 <w:sz w:val="18"/>
               </w:rPr>
-              <w:t>Pendiente de revision/firma del usuario responsable.</w:t>
+              <w:t>Pendiente de revisión/firma del usuario responsable.</w:t>
             </w:r>
           </w:p>
         </w:tc>
@@ -326,7 +326,7 @@
     </w:p>
     <w:p>
       <w:r>
-        <w:t>Documentar el uso operativo del modulo Monitoreo de Listas desde la perspectiva del usuario final autorizado.</w:t>
+        <w:t>Documentar el uso operativo del módulo Monitoreo de Listas desde la perspectiva del usuario final autorizado.</w:t>
       </w:r>
     </w:p>
     <w:p>
@@ -342,7 +342,7 @@
         <w:pStyle w:val="ListNumber"/>
       </w:pPr>
       <w:r>
-        <w:t>Seleccionar categoria juridicas, naturales o empleados.</w:t>
+        <w:t>Seleccionar categoria jurídicas, naturales o empleados.</w:t>
       </w:r>
     </w:p>
     <w:p>
@@ -366,7 +366,7 @@
         <w:pStyle w:val="ListNumber"/>
       </w:pPr>
       <w:r>
-        <w:t>Registrar motivo de inclusion.</w:t>
+        <w:t>Registrar motivo de inclusión.</w:t>
       </w:r>
     </w:p>
     <w:p>
@@ -437,7 +437,7 @@
                 <w:b/>
                 <w:sz w:val="18"/>
               </w:rPr>
-              <w:t>Modulo</w:t>
+              <w:t>Módulo</w:t>
             </w:r>
           </w:p>
         </w:tc>
@@ -454,7 +454,7 @@
                 <w:b/>
                 <w:sz w:val="18"/>
               </w:rPr>
-              <w:t>Proteccion</w:t>
+              <w:t>Protección</w:t>
             </w:r>
           </w:p>
         </w:tc>
@@ -488,7 +488,7 @@
                 <w:b w:val="0"/>
                 <w:sz w:val="18"/>
               </w:rPr>
-              <w:t>Modulo 4</w:t>
+              <w:t>Módulo 4</w:t>
             </w:r>
           </w:p>
         </w:tc>
@@ -546,7 +546,7 @@
                 <w:b/>
                 <w:sz w:val="18"/>
               </w:rPr>
-              <w:t>Metodo</w:t>
+              <w:t>Método</w:t>
             </w:r>
           </w:p>
         </w:tc>
@@ -614,7 +614,7 @@
                 <w:b w:val="0"/>
                 <w:sz w:val="18"/>
               </w:rPr>
-              <w:t>/api/listas/juridicas</w:t>
+              <w:t>/api/listas/jurídicas</w:t>
             </w:r>
           </w:p>
         </w:tc>
@@ -630,7 +630,7 @@
                 <w:b w:val="0"/>
                 <w:sz w:val="18"/>
               </w:rPr>
-              <w:t>Coincidencias juridicas</w:t>
+              <w:t>Coincidencias jurídicas</w:t>
             </w:r>
           </w:p>
         </w:tc>
@@ -1222,7 +1222,7 @@
         <w:pStyle w:val="ListBullet"/>
       </w:pPr>
       <w:r>
-        <w:t>Reportes/exportaciones se cancelan si falla auditoria.</w:t>
+        <w:t>Reportes/exportaciones se cancelan si falla auditoría.</w:t>
       </w:r>
     </w:p>
     <w:p>
@@ -1338,7 +1338,7 @@
           <w:color w:val="5A5A5A"/>
           <w:sz w:val="18"/>
         </w:rPr>
-        <w:t>Captura actualizada del modulo Monitoreo de Listas tomada desde build local del frontend.</w:t>
+        <w:t>Captura actualizada del módulo Monitoreo de Listas tomada desde build local del frontend.</w:t>
       </w:r>
     </w:p>
     <w:p>
@@ -1362,7 +1362,7 @@
         <w:pStyle w:val="ListBullet"/>
       </w:pPr>
       <w:r>
-        <w:t>Registrar aprobacion formal del usuario responsable en el control documental.</w:t>
+        <w:t>Registrar aprobación formal del usuario responsable en el control documental.</w:t>
       </w:r>
     </w:p>
     <w:sectPr>
@@ -1389,7 +1389,7 @@
         <w:color w:val="646464"/>
         <w:sz w:val="16"/>
       </w:rPr>
-      <w:t>Monitoreo de Listas - Version Cliente | Version 1.0 | 30/06/2026</w:t>
+      <w:t>Monitoreo de Listas - Versión Cliente | Versión 1.0 | 30/06/2026</w:t>
     </w:r>
   </w:p>
 </w:ftr>
@@ -1407,7 +1407,7 @@
         <w:color w:val="646464"/>
         <w:sz w:val="16"/>
       </w:rPr>
-      <w:t>SGRLA-IHSS | Documentacion modular</w:t>
+      <w:t>SGRLA-IHSS | Documentación modular</w:t>
     </w:r>
   </w:p>
 </w:hdr>
